--- a/shared_output/Q4_Graph_Multi_Agent/graph-based-multi-agent.docx
+++ b/shared_output/Q4_Graph_Multi_Agent/graph-based-multi-agent.docx
@@ -32,7 +32,7 @@
         <w:spacing w:after="120" w:line="264" w:lineRule="auto"/>
       </w:pPr>
       <w:r>
-        <w:t>The graph turns the Q3 agent contracts into deterministic control flow. Nodes perform one responsibility and return structured state; conditional edges decide whether to answer, refine retrieval, filter unsafe evidence, or abstain. Local qwen3:8b can implement Verifier and Answerer, while routing, retry limits, citation allow-lists, and prompt-injection filtering remain application controlled.</w:t>
+        <w:t>The graph turns the Q3 agent contracts into deterministic control flow. Nodes perform one responsibility and return structured state; conditional edges decide whether to answer, refine retrieval, filter unsafe evidence, or abstain. Local qwen3:8b can implement Verifier and Answerer, while Unicode normalization, layered injection detection, routing, retry limits, citation allow-lists, and audit events remain application controlled.</w:t>
       </w:r>
     </w:p>
     <w:tbl>
@@ -1052,14 +1052,8 @@
             <w:vAlign w:val="top"/>
           </w:tcPr>
           <w:p>
-            <w:pPr>
-              <w:spacing w:after="40"/>
-            </w:pPr>
             <w:r>
-              <w:rPr>
-                <w:sz w:val="17"/>
-              </w:rPr>
-              <w:t>Scan each candidate as untrusted text. Quarantine prompt-injection indicators and keep provenance.</w:t>
+              <w:t>Normalize obfuscation; run word/compact patterns and optional semantic intent detection; quarantine by ID and emit safe audit metadata.</w:t>
             </w:r>
           </w:p>
         </w:tc>
@@ -1075,14 +1069,8 @@
             <w:vAlign w:val="top"/>
           </w:tcPr>
           <w:p>
-            <w:pPr>
-              <w:spacing w:after="40"/>
-            </w:pPr>
             <w:r>
-              <w:rPr>
-                <w:sz w:val="17"/>
-              </w:rPr>
-              <w:t>safe_chunks and quarantined_ids are disjoint.</w:t>
+              <w:t>safe_chunks and quarantined_ids are disjoint; detector errors fail closed.</w:t>
             </w:r>
           </w:p>
         </w:tc>
@@ -1330,7 +1318,7 @@
         <w:spacing w:after="120" w:line="264" w:lineRule="auto"/>
       </w:pPr>
       <w:r>
-        <w:t>Retrieved instructions are data, never commands. Safety filters flagged chunks before the Verifier. The graph then verifies the reduced evidence set. If enough clean evidence remains, it proceeds; otherwise the Verifier may refine once per remaining retry. Repeated unsafe or empty retrieval eventually reaches Abstain. Chunk IDs, hashes, patterns, and routing decisions are recorded for review; raw sensitive content need not be logged.</w:t>
+        <w:t>Retrieved instructions are data, never commands. The Safety node applies security-only Unicode normalization, removes invisible formatting, maps a conservative set of homoglyph/leet variants, and checks both word-preserving and compact forms. A replaceable semantic detector handles intent outside fixed patterns and fails closed on detector errors. Flagged chunks are quarantined by ID before verification; raw malicious text is not written to audit logs.</w:t>
       </w:r>
     </w:p>
     <w:p>
@@ -1346,7 +1334,7 @@
         <w:spacing w:after="120" w:line="264" w:lineRule="auto"/>
       </w:pPr>
       <w:r>
-        <w:t>The Answerer sees only approved chunks and the citation allow-list. A deterministic post-check extracts [chunk_id] references, requires at least one for a factual answer, and rejects unknown IDs. A production graph adds the Q3 claim-level faithfulness check as a post-generation node; a score below 0.90 routes to Abstain or one controlled revision, never an open-ended loop.</w:t>
+        <w:t>The Answerer sees only approved chunks and the citation allow-list; the graph does not provide it with tool handles. A deterministic post-check requires a plain-text answer and at least one allow-listed [chunk_id] for factual output. The Q3 claim checker returns supported claims divided by total factual claims, so partial support receives a fractional score. A score below 0.90 routes to Abstain or one controlled revision, never an open-ended loop.</w:t>
       </w:r>
     </w:p>
     <w:p>
@@ -1896,7 +1884,7 @@
         <w:spacing w:after="120" w:line="264" w:lineRule="auto"/>
       </w:pPr>
       <w:r>
-        <w:t>Timeouts, invalid schemas, missing indexes, and empty results are represented as state outcomes rather than uncaught routing ambiguity. A transient infrastructure retry may occur inside a node under its own small timeout budget; it does not reset the graph retry count. Log node duration, attempt number, retrieved/safe/approved IDs, route, verdict, citation result, and terminal reason to nested MLflow runs. Redact raw query or passage text when it may contain sensitive information.</w:t>
+        <w:t>Timeouts, classifier failures, invalid schemas, missing indexes, and empty results are represented as explicit state outcomes. Log node duration, attempt, retrieved/safe/approved IDs, quarantine detection layer, evidence-similarity score, route, verdict, citation result, fractional faithfulness, and terminal reason. Redact raw query or passage text when it may contain sensitive or malicious information.</w:t>
       </w:r>
     </w:p>
     <w:p>

--- a/shared_output/Q4_Graph_Multi_Agent/graph-based-multi-agent.docx
+++ b/shared_output/Q4_Graph_Multi_Agent/graph-based-multi-agent.docx
@@ -24,15 +24,46 @@
         <w:pStyle w:val="Heading1"/>
       </w:pPr>
       <w:r>
-        <w:t>1. Graph objective and topology</w:t>
+        <w:t>1. Graph workflow design and topology</w:t>
       </w:r>
     </w:p>
     <w:p>
       <w:pPr>
-        <w:spacing w:after="120" w:line="264" w:lineRule="auto"/>
+        <w:jc w:val="center"/>
       </w:pPr>
       <w:r>
-        <w:t>The graph turns the Q3 agent contracts into deterministic control flow. Nodes perform one responsibility and return structured state; conditional edges decide whether to answer, refine retrieval, filter unsafe evidence, or abstain. Local qwen3:8b can implement Verifier and Answerer, while Unicode normalization, layered injection detection, routing, retry limits, citation allow-lists, and audit events remain application controlled.</w:t>
+        <w:drawing>
+          <wp:inline xmlns:a="http://schemas.openxmlformats.org/drawingml/2006/main" xmlns:pic="http://schemas.openxmlformats.org/drawingml/2006/picture">
+            <wp:extent cx="6355080" cy="5441537"/>
+            <wp:docPr id="1" name="Picture 1"/>
+            <wp:cNvGraphicFramePr>
+              <a:graphicFrameLocks noChangeAspect="1"/>
+            </wp:cNvGraphicFramePr>
+            <a:graphic>
+              <a:graphicData uri="http://schemas.openxmlformats.org/drawingml/2006/picture">
+                <pic:pic>
+                  <pic:nvPicPr>
+                    <pic:cNvPr id="0" name="Q4_GRAPH_MULTI_AGENT_WORKFLOW.png"/>
+                    <pic:cNvPicPr/>
+                  </pic:nvPicPr>
+                  <pic:blipFill>
+                    <a:blip r:embed="rId20"/>
+                    <a:stretch>
+                      <a:fillRect/>
+                    </a:stretch>
+                  </pic:blipFill>
+                  <pic:spPr>
+                    <a:xfrm>
+                      <a:off x="0" y="0"/>
+                      <a:ext cx="6355080" cy="5441537"/>
+                    </a:xfrm>
+                    <a:prstGeom prst="rect"/>
+                  </pic:spPr>
+                </pic:pic>
+              </a:graphicData>
+            </a:graphic>
+          </wp:inline>
+        </w:drawing>
       </w:r>
     </w:p>
     <w:tbl>
@@ -62,11 +93,7 @@
           </w:tcPr>
           <w:p>
             <w:r>
-              <w:rPr>
-                <w:b/>
-                <w:sz w:val="18"/>
-              </w:rPr>
-              <w:t>START</w:t>
+              <w:t>Trigger</w:t>
             </w:r>
           </w:p>
         </w:tc>
@@ -83,11 +110,7 @@
           </w:tcPr>
           <w:p>
             <w:r>
-              <w:rPr>
-                <w:b/>
-                <w:sz w:val="18"/>
-              </w:rPr>
-              <w:t>Evidence loop</w:t>
+              <w:t>Graph route</w:t>
             </w:r>
           </w:p>
         </w:tc>
@@ -104,11 +127,7 @@
           </w:tcPr>
           <w:p>
             <w:r>
-              <w:rPr>
-                <w:b/>
-                <w:sz w:val="18"/>
-              </w:rPr>
-              <w:t>Terminal path</w:t>
+              <w:t>Terminal result</w:t>
             </w:r>
           </w:p>
         </w:tc>
@@ -126,14 +145,8 @@
             <w:vAlign w:val="top"/>
           </w:tcPr>
           <w:p>
-            <w:pPr>
-              <w:spacing w:after="40"/>
-            </w:pPr>
             <w:r>
-              <w:rPr>
-                <w:sz w:val="17"/>
-              </w:rPr>
-              <w:t>User query</w:t>
+              <w:t>Safe answerable query</w:t>
             </w:r>
           </w:p>
         </w:tc>
@@ -149,14 +162,8 @@
             <w:vAlign w:val="top"/>
           </w:tcPr>
           <w:p>
-            <w:pPr>
-              <w:spacing w:after="40"/>
-            </w:pPr>
             <w:r>
-              <w:rPr>
-                <w:sz w:val="17"/>
-              </w:rPr>
-              <w:t>Retriever → Safety → Verifier</w:t>
+              <w:t>START → Retriever → Safety → Verifier → Answerer → Validate</w:t>
             </w:r>
           </w:p>
         </w:tc>
@@ -172,14 +179,8 @@
             <w:vAlign w:val="top"/>
           </w:tcPr>
           <w:p>
-            <w:pPr>
-              <w:spacing w:after="40"/>
-            </w:pPr>
             <w:r>
-              <w:rPr>
-                <w:sz w:val="17"/>
-              </w:rPr>
-              <w:t>Answerer → END</w:t>
+              <w:t>Cited answer → END</w:t>
             </w:r>
           </w:p>
         </w:tc>
@@ -197,14 +198,8 @@
             <w:vAlign w:val="top"/>
           </w:tcPr>
           <w:p>
-            <w:pPr>
-              <w:spacing w:after="40"/>
-            </w:pPr>
             <w:r>
-              <w:rPr>
-                <w:sz w:val="17"/>
-              </w:rPr>
-              <w:t>User query</w:t>
+              <w:t>Incomplete evidence</w:t>
             </w:r>
           </w:p>
         </w:tc>
@@ -220,14 +215,8 @@
             <w:vAlign w:val="top"/>
           </w:tcPr>
           <w:p>
-            <w:pPr>
-              <w:spacing w:after="40"/>
-            </w:pPr>
             <w:r>
-              <w:rPr>
-                <w:sz w:val="17"/>
-              </w:rPr>
-              <w:t>Retriever → Safety → Verifier → refined query → Retriever</w:t>
+              <w:t>Verifier → Refine Query → Retriever, bounded by retry_count &lt; 2</w:t>
             </w:r>
           </w:p>
         </w:tc>
@@ -243,14 +232,8 @@
             <w:vAlign w:val="top"/>
           </w:tcPr>
           <w:p>
-            <w:pPr>
-              <w:spacing w:after="40"/>
-            </w:pPr>
             <w:r>
-              <w:rPr>
-                <w:sz w:val="17"/>
-              </w:rPr>
-              <w:t>Abstain → END after limit/failure</w:t>
+              <w:t>Answer or Abstain → END</w:t>
             </w:r>
           </w:p>
         </w:tc>
@@ -268,14 +251,8 @@
             <w:vAlign w:val="top"/>
           </w:tcPr>
           <w:p>
-            <w:pPr>
-              <w:spacing w:after="40"/>
-            </w:pPr>
             <w:r>
-              <w:rPr>
-                <w:sz w:val="17"/>
-              </w:rPr>
-              <w:t>User query</w:t>
+              <w:t>Injected/unsafe evidence</w:t>
             </w:r>
           </w:p>
         </w:tc>
@@ -291,14 +268,8 @@
             <w:vAlign w:val="top"/>
           </w:tcPr>
           <w:p>
-            <w:pPr>
-              <w:spacing w:after="40"/>
-            </w:pPr>
             <w:r>
-              <w:rPr>
-                <w:sz w:val="17"/>
-              </w:rPr>
-              <w:t>Retriever → Safety removes injected chunks → Verifier</w:t>
+              <w:t>Safety → quarantine IDs → Verifier on remaining safe chunks</w:t>
             </w:r>
           </w:p>
         </w:tc>
@@ -314,14 +285,8 @@
             <w:vAlign w:val="top"/>
           </w:tcPr>
           <w:p>
-            <w:pPr>
-              <w:spacing w:after="40"/>
-            </w:pPr>
             <w:r>
-              <w:rPr>
-                <w:sz w:val="17"/>
-              </w:rPr>
-              <w:t>Answerer or bounded retry</w:t>
+              <w:t>Answer, retry, or Abstain → END</w:t>
             </w:r>
           </w:p>
         </w:tc>
